--- a/projeto_1.docx
+++ b/projeto_1.docx
@@ -29,6 +29,7 @@
       </w:pPr>
       <w:r>
         <w:rPr>
+          <w:noProof/>
           <w:lang w:val="pt-BR"/>
         </w:rPr>
         <w:drawing>
@@ -96,6 +97,7 @@
       </w:pPr>
       <w:r>
         <w:rPr>
+          <w:noProof/>
           <w:lang w:val="pt-BR"/>
         </w:rPr>
         <w:drawing>
@@ -210,6 +212,7 @@
       </w:pPr>
       <w:r>
         <w:rPr>
+          <w:noProof/>
           <w:lang w:val="pt-BR"/>
         </w:rPr>
         <w:drawing>
@@ -338,6 +341,7 @@
     <w:p>
       <w:pPr>
         <w:rPr>
+          <w:rFonts w:eastAsiaTheme="minorEastAsia"/>
           <w:lang w:val="pt-BR"/>
         </w:rPr>
       </w:pPr>
@@ -351,14 +355,7 @@
               <w:rFonts w:ascii="Cambria Math" w:hAnsi="Cambria Math"/>
               <w:lang w:val="pt-BR"/>
             </w:rPr>
-            <m:t>SIR</m:t>
-          </m:r>
-          <m:r>
-            <w:rPr>
-              <w:rFonts w:ascii="Cambria Math" w:hAnsi="Cambria Math"/>
-              <w:lang w:val="pt-BR"/>
-            </w:rPr>
-            <m:t>=</m:t>
+            <m:t>SIR=</m:t>
           </m:r>
           <m:f>
             <m:fPr>
@@ -477,6 +474,75 @@
           </m:sSup>
         </m:oMath>
       </m:oMathPara>
+    </w:p>
+    <w:p>
+      <w:pPr>
+        <w:rPr>
+          <w:rFonts w:eastAsiaTheme="minorEastAsia"/>
+          <w:lang w:val="pt-BR"/>
+        </w:rPr>
+      </w:pPr>
+      <w:r>
+        <w:rPr>
+          <w:rFonts w:eastAsiaTheme="minorEastAsia"/>
+          <w:lang w:val="pt-BR"/>
+        </w:rPr>
+        <w:t>SIR para uma coordenada (x,y) trocando R por Ds</w:t>
+      </w:r>
+      <w:r>
+        <w:rPr>
+          <w:rFonts w:eastAsiaTheme="minorEastAsia"/>
+          <w:lang w:val="pt-BR"/>
+        </w:rPr>
+        <w:t>:</w:t>
+      </w:r>
+    </w:p>
+    <w:p>
+      <w:pPr>
+        <w:rPr>
+          <w:lang w:val="pt-BR"/>
+        </w:rPr>
+      </w:pPr>
+      <w:r>
+        <w:rPr>
+          <w:lang w:val="pt-BR"/>
+        </w:rPr>
+        <w:drawing>
+          <wp:inline distT="0" distB="0" distL="0" distR="0" wp14:anchorId="1123A5AC" wp14:editId="1F9771DB">
+            <wp:extent cx="2048161" cy="943107"/>
+            <wp:effectExtent l="0" t="0" r="0" b="9525"/>
+            <wp:docPr id="695191555" name="Imagem 1"/>
+            <wp:cNvGraphicFramePr>
+              <a:graphicFrameLocks xmlns:a="http://schemas.openxmlformats.org/drawingml/2006/main" noChangeAspect="1"/>
+            </wp:cNvGraphicFramePr>
+            <a:graphic xmlns:a="http://schemas.openxmlformats.org/drawingml/2006/main">
+              <a:graphicData uri="http://schemas.openxmlformats.org/drawingml/2006/picture">
+                <pic:pic xmlns:pic="http://schemas.openxmlformats.org/drawingml/2006/picture">
+                  <pic:nvPicPr>
+                    <pic:cNvPr id="695191555" name=""/>
+                    <pic:cNvPicPr/>
+                  </pic:nvPicPr>
+                  <pic:blipFill>
+                    <a:blip r:embed="rId7"/>
+                    <a:stretch>
+                      <a:fillRect/>
+                    </a:stretch>
+                  </pic:blipFill>
+                  <pic:spPr>
+                    <a:xfrm>
+                      <a:off x="0" y="0"/>
+                      <a:ext cx="2048161" cy="943107"/>
+                    </a:xfrm>
+                    <a:prstGeom prst="rect">
+                      <a:avLst/>
+                    </a:prstGeom>
+                  </pic:spPr>
+                </pic:pic>
+              </a:graphicData>
+            </a:graphic>
+          </wp:inline>
+        </w:drawing>
+      </w:r>
     </w:p>
     <w:sectPr>
       <w:pgSz w:w="11906" w:h="16838"/>
@@ -1094,6 +1160,7 @@
   <w:style w:type="character" w:default="1" w:styleId="Fontepargpadro">
     <w:name w:val="Default Paragraph Font"/>
     <w:uiPriority w:val="1"/>
+    <w:semiHidden/>
     <w:unhideWhenUsed/>
   </w:style>
   <w:style w:type="table" w:default="1" w:styleId="Tabelanormal">

--- a/projeto_1.docx
+++ b/projeto_1.docx
@@ -297,6 +297,39 @@
           <w:lang w:val="pt-BR"/>
         </w:rPr>
       </w:pPr>
+    </w:p>
+    <w:p>
+      <w:pPr>
+        <w:rPr>
+          <w:lang w:val="pt-BR"/>
+        </w:rPr>
+      </w:pPr>
+    </w:p>
+    <w:p>
+      <w:pPr>
+        <w:rPr>
+          <w:lang w:val="pt-BR"/>
+        </w:rPr>
+      </w:pPr>
+      <w:r>
+        <w:rPr>
+          <w:lang w:val="pt-BR"/>
+        </w:rPr>
+        <w:t>Novo C:</w:t>
+      </w:r>
+    </w:p>
+    <w:p>
+      <w:pPr>
+        <w:rPr>
+          <w:lang w:val="pt-BR"/>
+        </w:rPr>
+      </w:pPr>
+      <w:r>
+        <w:rPr>
+          <w:lang w:val="pt-BR"/>
+        </w:rPr>
+        <w:t>C = S*(1-% de valores de SIR abaixo de SIR mínima)</w:t>
+      </w:r>
     </w:p>
     <w:p>
       <w:pPr>
@@ -494,6 +527,13 @@
           <w:rFonts w:eastAsiaTheme="minorEastAsia"/>
           <w:lang w:val="pt-BR"/>
         </w:rPr>
+        <w:t xml:space="preserve"> (distância da estação base até o ponto (x,y))</w:t>
+      </w:r>
+      <w:r>
+        <w:rPr>
+          <w:rFonts w:eastAsiaTheme="minorEastAsia"/>
+          <w:lang w:val="pt-BR"/>
+        </w:rPr>
         <w:t>:</w:t>
       </w:r>
     </w:p>
@@ -505,6 +545,7 @@
       </w:pPr>
       <w:r>
         <w:rPr>
+          <w:noProof/>
           <w:lang w:val="pt-BR"/>
         </w:rPr>
         <w:drawing>
@@ -543,6 +584,13 @@
           </wp:inline>
         </w:drawing>
       </w:r>
+    </w:p>
+    <w:p>
+      <w:pPr>
+        <w:rPr>
+          <w:lang w:val="pt-BR"/>
+        </w:rPr>
+      </w:pPr>
     </w:p>
     <w:sectPr>
       <w:pgSz w:w="11906" w:h="16838"/>
